--- a/Science Books/QED Course/Lesson 14 Spin and Pauli Matrices.docx
+++ b/Science Books/QED Course/Lesson 14 Spin and Pauli Matrices.docx
@@ -573,8 +573,242 @@
       <m:oMathPara>
         <m:oMath>
           <m:r>
-            <m:t xml:space="preserve">Ŝ = (ℏ/2) σ,    Ŝₓ = (ℏ/2)[[0,1],[1,0]],    Ŝᵧ = (ℏ/2)[[0,−i],[i,0]],    Ŝ_z = (ℏ/2)[[1,0],[0,−1]]</m:t>
+            <m:t xml:space="preserve">Ŝ</m:t>
           </m:r>
+          <m:r>
+            <m:t xml:space="preserve">=</m:t>
+          </m:r>
+          <m:f>
+            <m:num>
+              <m:r>
+                <m:t xml:space="preserve">ℏ</m:t>
+              </m:r>
+            </m:num>
+            <m:den>
+              <m:r>
+                <m:t xml:space="preserve">2</m:t>
+              </m:r>
+            </m:den>
+          </m:f>
+          <m:r>
+            <m:t xml:space="preserve"> </m:t>
+          </m:r>
+          <m:r>
+            <m:t xml:space="preserve">σ</m:t>
+          </m:r>
+          <m:r>
+            <m:t xml:space="preserve">,</m:t>
+          </m:r>
+          <m:r>
+            <m:t xml:space="preserve">Ŝₓ</m:t>
+          </m:r>
+          <m:r>
+            <m:t xml:space="preserve">=</m:t>
+          </m:r>
+          <m:f>
+            <m:num>
+              <m:r>
+                <m:t xml:space="preserve">ℏ</m:t>
+              </m:r>
+            </m:num>
+            <m:den>
+              <m:r>
+                <m:t xml:space="preserve">2</m:t>
+              </m:r>
+            </m:den>
+          </m:f>
+          <m:d>
+            <m:dPr>
+              <m:begChr m:val="["/>
+              <m:endChr m:val="]"/>
+            </m:dPr>
+            <m:e>
+              <m:d>
+                <m:dPr>
+                  <m:begChr m:val="["/>
+                  <m:endChr m:val="]"/>
+                </m:dPr>
+                <m:e>
+                  <m:r>
+                    <m:t xml:space="preserve">0</m:t>
+                  </m:r>
+                  <m:r>
+                    <m:t xml:space="preserve">,</m:t>
+                  </m:r>
+                  <m:r>
+                    <m:t xml:space="preserve">1</m:t>
+                  </m:r>
+                </m:e>
+              </m:d>
+              <m:r>
+                <m:t xml:space="preserve">,</m:t>
+              </m:r>
+              <m:d>
+                <m:dPr>
+                  <m:begChr m:val="["/>
+                  <m:endChr m:val="]"/>
+                </m:dPr>
+                <m:e>
+                  <m:r>
+                    <m:t xml:space="preserve">1</m:t>
+                  </m:r>
+                  <m:r>
+                    <m:t xml:space="preserve">,</m:t>
+                  </m:r>
+                  <m:r>
+                    <m:t xml:space="preserve">0</m:t>
+                  </m:r>
+                </m:e>
+              </m:d>
+            </m:e>
+          </m:d>
+          <m:r>
+            <m:t xml:space="preserve">,</m:t>
+          </m:r>
+          <m:r>
+            <m:t xml:space="preserve">Ŝᵧ</m:t>
+          </m:r>
+          <m:r>
+            <m:t xml:space="preserve">=</m:t>
+          </m:r>
+          <m:f>
+            <m:num>
+              <m:r>
+                <m:t xml:space="preserve">ℏ</m:t>
+              </m:r>
+            </m:num>
+            <m:den>
+              <m:r>
+                <m:t xml:space="preserve">2</m:t>
+              </m:r>
+            </m:den>
+          </m:f>
+          <m:d>
+            <m:dPr>
+              <m:begChr m:val="["/>
+              <m:endChr m:val="]"/>
+            </m:dPr>
+            <m:e>
+              <m:d>
+                <m:dPr>
+                  <m:begChr m:val="["/>
+                  <m:endChr m:val="]"/>
+                </m:dPr>
+                <m:e>
+                  <m:r>
+                    <m:t xml:space="preserve">0</m:t>
+                  </m:r>
+                  <m:r>
+                    <m:t xml:space="preserve">,</m:t>
+                  </m:r>
+                  <m:r>
+                    <m:t xml:space="preserve">−</m:t>
+                  </m:r>
+                  <m:r>
+                    <m:t xml:space="preserve">i</m:t>
+                  </m:r>
+                </m:e>
+              </m:d>
+              <m:r>
+                <m:t xml:space="preserve">,</m:t>
+              </m:r>
+              <m:d>
+                <m:dPr>
+                  <m:begChr m:val="["/>
+                  <m:endChr m:val="]"/>
+                </m:dPr>
+                <m:e>
+                  <m:r>
+                    <m:t xml:space="preserve">i</m:t>
+                  </m:r>
+                  <m:r>
+                    <m:t xml:space="preserve">,</m:t>
+                  </m:r>
+                  <m:r>
+                    <m:t xml:space="preserve">0</m:t>
+                  </m:r>
+                </m:e>
+              </m:d>
+            </m:e>
+          </m:d>
+          <m:r>
+            <m:t xml:space="preserve">,</m:t>
+          </m:r>
+          <m:sSub>
+            <m:e>
+              <m:r>
+                <m:t xml:space="preserve">Ŝ</m:t>
+              </m:r>
+            </m:e>
+            <m:sub>
+              <m:r>
+                <m:t xml:space="preserve">z</m:t>
+              </m:r>
+            </m:sub>
+          </m:sSub>
+          <m:r>
+            <m:t xml:space="preserve">=</m:t>
+          </m:r>
+          <m:f>
+            <m:num>
+              <m:r>
+                <m:t xml:space="preserve">ℏ</m:t>
+              </m:r>
+            </m:num>
+            <m:den>
+              <m:r>
+                <m:t xml:space="preserve">2</m:t>
+              </m:r>
+            </m:den>
+          </m:f>
+          <m:d>
+            <m:dPr>
+              <m:begChr m:val="["/>
+              <m:endChr m:val="]"/>
+            </m:dPr>
+            <m:e>
+              <m:d>
+                <m:dPr>
+                  <m:begChr m:val="["/>
+                  <m:endChr m:val="]"/>
+                </m:dPr>
+                <m:e>
+                  <m:r>
+                    <m:t xml:space="preserve">1</m:t>
+                  </m:r>
+                  <m:r>
+                    <m:t xml:space="preserve">,</m:t>
+                  </m:r>
+                  <m:r>
+                    <m:t xml:space="preserve">0</m:t>
+                  </m:r>
+                </m:e>
+              </m:d>
+              <m:r>
+                <m:t xml:space="preserve">,</m:t>
+              </m:r>
+              <m:d>
+                <m:dPr>
+                  <m:begChr m:val="["/>
+                  <m:endChr m:val="]"/>
+                </m:dPr>
+                <m:e>
+                  <m:r>
+                    <m:t xml:space="preserve">0</m:t>
+                  </m:r>
+                  <m:r>
+                    <m:t xml:space="preserve">,</m:t>
+                  </m:r>
+                  <m:r>
+                    <m:t xml:space="preserve">−</m:t>
+                  </m:r>
+                  <m:r>
+                    <m:t xml:space="preserve">1</m:t>
+                  </m:r>
+                </m:e>
+              </m:d>
+            </m:e>
+          </m:d>
         </m:oMath>
       </m:oMathPara>
     </w:p>
@@ -590,8 +824,113 @@
       </w:pPr>
       <m:oMathPara>
         <m:oMath>
+          <m:d>
+            <m:dPr>
+              <m:begChr m:val="["/>
+              <m:endChr m:val="]"/>
+            </m:dPr>
+            <m:e>
+              <m:r>
+                <m:t xml:space="preserve">Ŝᵢ</m:t>
+              </m:r>
+              <m:r>
+                <m:t xml:space="preserve">,</m:t>
+              </m:r>
+              <m:r>
+                <m:t xml:space="preserve">Ŝⱼ</m:t>
+              </m:r>
+            </m:e>
+          </m:d>
           <m:r>
-            <m:t xml:space="preserve">[Ŝᵢ, Ŝⱼ] = (ℏ²/4)[σᵢ,σⱼ] = (ℏ²/4)(2iεᵢⱼₖσₖ) = iℏ εᵢⱼₖ Ŝₖ</m:t>
+            <m:t xml:space="preserve">=</m:t>
+          </m:r>
+          <m:f>
+            <m:num>
+              <m:sSup>
+                <m:e>
+                  <m:r>
+                    <m:t xml:space="preserve">ℏ</m:t>
+                  </m:r>
+                </m:e>
+                <m:sup>
+                  <m:r>
+                    <m:t xml:space="preserve">2</m:t>
+                  </m:r>
+                </m:sup>
+              </m:sSup>
+            </m:num>
+            <m:den>
+              <m:r>
+                <m:t xml:space="preserve">4</m:t>
+              </m:r>
+            </m:den>
+          </m:f>
+          <m:d>
+            <m:dPr>
+              <m:begChr m:val="["/>
+              <m:endChr m:val="]"/>
+            </m:dPr>
+            <m:e>
+              <m:r>
+                <m:t xml:space="preserve">σᵢ</m:t>
+              </m:r>
+              <m:r>
+                <m:t xml:space="preserve">,</m:t>
+              </m:r>
+              <m:r>
+                <m:t xml:space="preserve">σⱼ</m:t>
+              </m:r>
+            </m:e>
+          </m:d>
+          <m:r>
+            <m:t xml:space="preserve">=</m:t>
+          </m:r>
+          <m:f>
+            <m:num>
+              <m:sSup>
+                <m:e>
+                  <m:r>
+                    <m:t xml:space="preserve">ℏ</m:t>
+                  </m:r>
+                </m:e>
+                <m:sup>
+                  <m:r>
+                    <m:t xml:space="preserve">2</m:t>
+                  </m:r>
+                </m:sup>
+              </m:sSup>
+            </m:num>
+            <m:den>
+              <m:r>
+                <m:t xml:space="preserve">4</m:t>
+              </m:r>
+            </m:den>
+          </m:f>
+          <m:d>
+            <m:dPr/>
+            <m:e>
+              <m:r>
+                <m:t xml:space="preserve">2iεᵢⱼₖσₖ</m:t>
+              </m:r>
+            </m:e>
+          </m:d>
+          <m:r>
+            <m:t xml:space="preserve">=</m:t>
+          </m:r>
+          <m:r>
+            <m:t xml:space="preserve">iℏ</m:t>
+          </m:r>
+          <m:r>
+            <m:t xml:space="preserve"> </m:t>
+          </m:r>
+          <m:r>
+            <m:t xml:space="preserve">εᵢⱼₖ</m:t>
+          </m:r>
+          <m:r>
+            <m:t xml:space="preserve"> </m:t>
+          </m:r>
+          <m:r>
+            <m:t xml:space="preserve">Ŝₖ</m:t>
           </m:r>
         </m:oMath>
       </m:oMathPara>
@@ -616,8 +955,97 @@
       </w:pPr>
       <m:oMathPara>
         <m:oMath>
+          <m:sSup>
+            <m:e>
+              <m:r>
+                <m:t xml:space="preserve">Ŝ</m:t>
+              </m:r>
+            </m:e>
+            <m:sup>
+              <m:r>
+                <m:t xml:space="preserve">2</m:t>
+              </m:r>
+            </m:sup>
+          </m:sSup>
           <m:r>
-            <m:t xml:space="preserve">Ŝ² = Ŝₓ²+Ŝᵧ²+Ŝ_z² = (3ℏ²/4) I</m:t>
+            <m:t xml:space="preserve">=</m:t>
+          </m:r>
+          <m:sSup>
+            <m:e>
+              <m:r>
+                <m:t xml:space="preserve">Ŝₓ</m:t>
+              </m:r>
+            </m:e>
+            <m:sup>
+              <m:r>
+                <m:t xml:space="preserve">2</m:t>
+              </m:r>
+            </m:sup>
+          </m:sSup>
+          <m:r>
+            <m:t xml:space="preserve">+</m:t>
+          </m:r>
+          <m:sSup>
+            <m:e>
+              <m:r>
+                <m:t xml:space="preserve">Ŝᵧ</m:t>
+              </m:r>
+            </m:e>
+            <m:sup>
+              <m:r>
+                <m:t xml:space="preserve">2</m:t>
+              </m:r>
+            </m:sup>
+          </m:sSup>
+          <m:r>
+            <m:t xml:space="preserve">+</m:t>
+          </m:r>
+          <m:sSubSup>
+            <m:e>
+              <m:r>
+                <m:t xml:space="preserve">Ŝ</m:t>
+              </m:r>
+            </m:e>
+            <m:sub>
+              <m:r>
+                <m:t xml:space="preserve">z</m:t>
+              </m:r>
+            </m:sub>
+            <m:sup>
+              <m:r>
+                <m:t xml:space="preserve">2</m:t>
+              </m:r>
+            </m:sup>
+          </m:sSubSup>
+          <m:r>
+            <m:t xml:space="preserve">=</m:t>
+          </m:r>
+          <m:f>
+            <m:num>
+              <m:sSup>
+                <m:e>
+                  <m:r>
+                    <m:t xml:space="preserve">3ℏ</m:t>
+                  </m:r>
+                </m:e>
+                <m:sup>
+                  <m:r>
+                    <m:t xml:space="preserve">2</m:t>
+                  </m:r>
+                </m:sup>
+              </m:sSup>
+            </m:num>
+            <m:den>
+              <m:r>
+                <m:t xml:space="preserve">4</m:t>
+              </m:r>
+            </m:den>
+          </m:f>
+          <m:r>
+            <m:t xml:space="preserve"> </m:t>
+          </m:r>
+          <m:r>
+            <m:t xml:space="preserve">I</m:t>
           </m:r>
         </m:oMath>
       </m:oMathPara>
@@ -669,7 +1097,152 @@
       <m:oMathPara>
         <m:oMath>
           <m:r>
-            <m:t xml:space="preserve">|↑⟩ = [1,0]ᵀ,    |↓⟩ = [0,1]ᵀ,    Ŝ_z|↑⟩ = (ℏ/2)|↑⟩,    Ŝ_z|↓⟩ = −(ℏ/2)|↓⟩</m:t>
+            <m:t xml:space="preserve">|</m:t>
+          </m:r>
+          <m:r>
+            <m:t xml:space="preserve">↑⟩</m:t>
+          </m:r>
+          <m:r>
+            <m:t xml:space="preserve">=</m:t>
+          </m:r>
+          <m:d>
+            <m:dPr>
+              <m:begChr m:val="["/>
+              <m:endChr m:val="]"/>
+            </m:dPr>
+            <m:e>
+              <m:r>
+                <m:t xml:space="preserve">1</m:t>
+              </m:r>
+              <m:r>
+                <m:t xml:space="preserve">,</m:t>
+              </m:r>
+              <m:r>
+                <m:t xml:space="preserve">0</m:t>
+              </m:r>
+            </m:e>
+          </m:d>
+          <m:r>
+            <m:t xml:space="preserve">ᵀ</m:t>
+          </m:r>
+          <m:r>
+            <m:t xml:space="preserve">,</m:t>
+          </m:r>
+          <m:r>
+            <m:t xml:space="preserve">|</m:t>
+          </m:r>
+          <m:r>
+            <m:t xml:space="preserve">↓⟩</m:t>
+          </m:r>
+          <m:r>
+            <m:t xml:space="preserve">=</m:t>
+          </m:r>
+          <m:d>
+            <m:dPr>
+              <m:begChr m:val="["/>
+              <m:endChr m:val="]"/>
+            </m:dPr>
+            <m:e>
+              <m:r>
+                <m:t xml:space="preserve">0</m:t>
+              </m:r>
+              <m:r>
+                <m:t xml:space="preserve">,</m:t>
+              </m:r>
+              <m:r>
+                <m:t xml:space="preserve">1</m:t>
+              </m:r>
+            </m:e>
+          </m:d>
+          <m:r>
+            <m:t xml:space="preserve">ᵀ</m:t>
+          </m:r>
+          <m:r>
+            <m:t xml:space="preserve">,</m:t>
+          </m:r>
+          <m:sSub>
+            <m:e>
+              <m:r>
+                <m:t xml:space="preserve">Ŝ</m:t>
+              </m:r>
+            </m:e>
+            <m:sub>
+              <m:r>
+                <m:t xml:space="preserve">z</m:t>
+              </m:r>
+            </m:sub>
+          </m:sSub>
+          <m:r>
+            <m:t xml:space="preserve">|</m:t>
+          </m:r>
+          <m:r>
+            <m:t xml:space="preserve">↑⟩</m:t>
+          </m:r>
+          <m:r>
+            <m:t xml:space="preserve">=</m:t>
+          </m:r>
+          <m:f>
+            <m:num>
+              <m:r>
+                <m:t xml:space="preserve">ℏ</m:t>
+              </m:r>
+            </m:num>
+            <m:den>
+              <m:r>
+                <m:t xml:space="preserve">2</m:t>
+              </m:r>
+            </m:den>
+          </m:f>
+          <m:r>
+            <m:t xml:space="preserve">|</m:t>
+          </m:r>
+          <m:r>
+            <m:t xml:space="preserve">↑⟩</m:t>
+          </m:r>
+          <m:r>
+            <m:t xml:space="preserve">,</m:t>
+          </m:r>
+          <m:sSub>
+            <m:e>
+              <m:r>
+                <m:t xml:space="preserve">Ŝ</m:t>
+              </m:r>
+            </m:e>
+            <m:sub>
+              <m:r>
+                <m:t xml:space="preserve">z</m:t>
+              </m:r>
+            </m:sub>
+          </m:sSub>
+          <m:r>
+            <m:t xml:space="preserve">|</m:t>
+          </m:r>
+          <m:r>
+            <m:t xml:space="preserve">↓⟩</m:t>
+          </m:r>
+          <m:r>
+            <m:t xml:space="preserve">=</m:t>
+          </m:r>
+          <m:r>
+            <m:t xml:space="preserve">−</m:t>
+          </m:r>
+          <m:f>
+            <m:num>
+              <m:r>
+                <m:t xml:space="preserve">ℏ</m:t>
+              </m:r>
+            </m:num>
+            <m:den>
+              <m:r>
+                <m:t xml:space="preserve">2</m:t>
+              </m:r>
+            </m:den>
+          </m:f>
+          <m:r>
+            <m:t xml:space="preserve">|</m:t>
+          </m:r>
+          <m:r>
+            <m:t xml:space="preserve">↓⟩</m:t>
           </m:r>
         </m:oMath>
       </m:oMathPara>
@@ -700,8 +1273,134 @@
       <m:oMathPara>
         <m:oMath>
           <m:r>
-            <m:t xml:space="preserve">n̂·σ = [[cos θ, sin θ e^(−iφ)], [sin θ e^(iφ), −cos θ]]</m:t>
+            <m:t xml:space="preserve">n̂</m:t>
           </m:r>
+          <m:r>
+            <m:t xml:space="preserve">·</m:t>
+          </m:r>
+          <m:r>
+            <m:t xml:space="preserve">σ</m:t>
+          </m:r>
+          <m:r>
+            <m:t xml:space="preserve">=</m:t>
+          </m:r>
+          <m:d>
+            <m:dPr>
+              <m:begChr m:val="["/>
+              <m:endChr m:val="]"/>
+            </m:dPr>
+            <m:e>
+              <m:d>
+                <m:dPr>
+                  <m:begChr m:val="["/>
+                  <m:endChr m:val="]"/>
+                </m:dPr>
+                <m:e>
+                  <m:func>
+                    <m:fName>
+                      <m:r>
+                        <m:t xml:space="preserve">cos</m:t>
+                      </m:r>
+                    </m:fName>
+                    <m:e>
+                      <m:r>
+                        <m:t xml:space="preserve">θ</m:t>
+                      </m:r>
+                    </m:e>
+                  </m:func>
+                  <m:r>
+                    <m:t xml:space="preserve">,</m:t>
+                  </m:r>
+                  <m:func>
+                    <m:fName>
+                      <m:r>
+                        <m:t xml:space="preserve">sin</m:t>
+                      </m:r>
+                    </m:fName>
+                    <m:e>
+                      <m:r>
+                        <m:t xml:space="preserve">θ</m:t>
+                      </m:r>
+                    </m:e>
+                  </m:func>
+                  <m:r>
+                    <m:t xml:space="preserve"> </m:t>
+                  </m:r>
+                  <m:sSup>
+                    <m:e>
+                      <m:r>
+                        <m:t xml:space="preserve">e</m:t>
+                      </m:r>
+                    </m:e>
+                    <m:sup>
+                      <m:r>
+                        <m:t xml:space="preserve">−</m:t>
+                      </m:r>
+                      <m:r>
+                        <m:t xml:space="preserve">iφ</m:t>
+                      </m:r>
+                    </m:sup>
+                  </m:sSup>
+                </m:e>
+              </m:d>
+              <m:r>
+                <m:t xml:space="preserve">,</m:t>
+              </m:r>
+              <m:d>
+                <m:dPr>
+                  <m:begChr m:val="["/>
+                  <m:endChr m:val="]"/>
+                </m:dPr>
+                <m:e>
+                  <m:func>
+                    <m:fName>
+                      <m:r>
+                        <m:t xml:space="preserve">sin</m:t>
+                      </m:r>
+                    </m:fName>
+                    <m:e>
+                      <m:r>
+                        <m:t xml:space="preserve">θ</m:t>
+                      </m:r>
+                    </m:e>
+                  </m:func>
+                  <m:r>
+                    <m:t xml:space="preserve"> </m:t>
+                  </m:r>
+                  <m:sSup>
+                    <m:e>
+                      <m:r>
+                        <m:t xml:space="preserve">e</m:t>
+                      </m:r>
+                    </m:e>
+                    <m:sup>
+                      <m:r>
+                        <m:t xml:space="preserve">iφ</m:t>
+                      </m:r>
+                    </m:sup>
+                  </m:sSup>
+                  <m:r>
+                    <m:t xml:space="preserve">,</m:t>
+                  </m:r>
+                  <m:r>
+                    <m:t xml:space="preserve">−</m:t>
+                  </m:r>
+                  <m:func>
+                    <m:fName>
+                      <m:r>
+                        <m:t xml:space="preserve">cos</m:t>
+                      </m:r>
+                    </m:fName>
+                    <m:e>
+                      <m:r>
+                        <m:t xml:space="preserve">θ</m:t>
+                      </m:r>
+                    </m:e>
+                  </m:func>
+                </m:e>
+              </m:d>
+            </m:e>
+          </m:d>
         </m:oMath>
       </m:oMathPara>
     </w:p>
@@ -718,7 +1417,190 @@
       <m:oMathPara>
         <m:oMath>
           <m:r>
-            <m:t xml:space="preserve">|+n̂⟩ = [cos(θ/2), e^(iφ)sin(θ/2)]ᵀ,    |−n̂⟩ = [−sin(θ/2), e^(iφ)cos(θ/2)]ᵀ</m:t>
+            <m:t xml:space="preserve">|</m:t>
+          </m:r>
+          <m:r>
+            <m:t xml:space="preserve">+</m:t>
+          </m:r>
+          <m:r>
+            <m:t xml:space="preserve">n̂⟩</m:t>
+          </m:r>
+          <m:r>
+            <m:t xml:space="preserve">=</m:t>
+          </m:r>
+          <m:d>
+            <m:dPr>
+              <m:begChr m:val="["/>
+              <m:endChr m:val="]"/>
+            </m:dPr>
+            <m:e>
+              <m:func>
+                <m:fName>
+                  <m:r>
+                    <m:t xml:space="preserve">cos</m:t>
+                  </m:r>
+                </m:fName>
+                <m:e>
+                  <m:d>
+                    <m:dPr/>
+                    <m:e>
+                      <m:f>
+                        <m:num>
+                          <m:r>
+                            <m:t xml:space="preserve">θ</m:t>
+                          </m:r>
+                        </m:num>
+                        <m:den>
+                          <m:r>
+                            <m:t xml:space="preserve">2</m:t>
+                          </m:r>
+                        </m:den>
+                      </m:f>
+                    </m:e>
+                  </m:d>
+                </m:e>
+              </m:func>
+              <m:r>
+                <m:t xml:space="preserve">,</m:t>
+              </m:r>
+              <m:sSup>
+                <m:e>
+                  <m:r>
+                    <m:t xml:space="preserve">e</m:t>
+                  </m:r>
+                </m:e>
+                <m:sup>
+                  <m:r>
+                    <m:t xml:space="preserve">iφ</m:t>
+                  </m:r>
+                </m:sup>
+              </m:sSup>
+              <m:func>
+                <m:fName>
+                  <m:r>
+                    <m:t xml:space="preserve">sin</m:t>
+                  </m:r>
+                </m:fName>
+                <m:e>
+                  <m:d>
+                    <m:dPr/>
+                    <m:e>
+                      <m:f>
+                        <m:num>
+                          <m:r>
+                            <m:t xml:space="preserve">θ</m:t>
+                          </m:r>
+                        </m:num>
+                        <m:den>
+                          <m:r>
+                            <m:t xml:space="preserve">2</m:t>
+                          </m:r>
+                        </m:den>
+                      </m:f>
+                    </m:e>
+                  </m:d>
+                </m:e>
+              </m:func>
+            </m:e>
+          </m:d>
+          <m:r>
+            <m:t xml:space="preserve">ᵀ</m:t>
+          </m:r>
+          <m:r>
+            <m:t xml:space="preserve">,</m:t>
+          </m:r>
+          <m:r>
+            <m:t xml:space="preserve">|</m:t>
+          </m:r>
+          <m:r>
+            <m:t xml:space="preserve">−</m:t>
+          </m:r>
+          <m:r>
+            <m:t xml:space="preserve">n̂⟩</m:t>
+          </m:r>
+          <m:r>
+            <m:t xml:space="preserve">=</m:t>
+          </m:r>
+          <m:d>
+            <m:dPr>
+              <m:begChr m:val="["/>
+              <m:endChr m:val="]"/>
+            </m:dPr>
+            <m:e>
+              <m:r>
+                <m:t xml:space="preserve">−</m:t>
+              </m:r>
+              <m:func>
+                <m:fName>
+                  <m:r>
+                    <m:t xml:space="preserve">sin</m:t>
+                  </m:r>
+                </m:fName>
+                <m:e>
+                  <m:d>
+                    <m:dPr/>
+                    <m:e>
+                      <m:f>
+                        <m:num>
+                          <m:r>
+                            <m:t xml:space="preserve">θ</m:t>
+                          </m:r>
+                        </m:num>
+                        <m:den>
+                          <m:r>
+                            <m:t xml:space="preserve">2</m:t>
+                          </m:r>
+                        </m:den>
+                      </m:f>
+                    </m:e>
+                  </m:d>
+                </m:e>
+              </m:func>
+              <m:r>
+                <m:t xml:space="preserve">,</m:t>
+              </m:r>
+              <m:sSup>
+                <m:e>
+                  <m:r>
+                    <m:t xml:space="preserve">e</m:t>
+                  </m:r>
+                </m:e>
+                <m:sup>
+                  <m:r>
+                    <m:t xml:space="preserve">iφ</m:t>
+                  </m:r>
+                </m:sup>
+              </m:sSup>
+              <m:func>
+                <m:fName>
+                  <m:r>
+                    <m:t xml:space="preserve">cos</m:t>
+                  </m:r>
+                </m:fName>
+                <m:e>
+                  <m:d>
+                    <m:dPr/>
+                    <m:e>
+                      <m:f>
+                        <m:num>
+                          <m:r>
+                            <m:t xml:space="preserve">θ</m:t>
+                          </m:r>
+                        </m:num>
+                        <m:den>
+                          <m:r>
+                            <m:t xml:space="preserve">2</m:t>
+                          </m:r>
+                        </m:den>
+                      </m:f>
+                    </m:e>
+                  </m:d>
+                </m:e>
+              </m:func>
+            </m:e>
+          </m:d>
+          <m:r>
+            <m:t xml:space="preserve">ᵀ</m:t>
           </m:r>
         </m:oMath>
       </m:oMathPara>
@@ -778,8 +1660,131 @@
       <m:oMathPara>
         <m:oMath>
           <m:r>
-            <m:t xml:space="preserve">Ŝ± = Ŝₓ ± iŜᵧ = ℏ[[0,1],[0,0]]  or  ℏ[[0,0],[1,0]]</m:t>
+            <m:t xml:space="preserve">Ŝ</m:t>
           </m:r>
+          <m:r>
+            <m:t xml:space="preserve">±</m:t>
+          </m:r>
+          <m:r>
+            <m:t xml:space="preserve">=</m:t>
+          </m:r>
+          <m:r>
+            <m:t xml:space="preserve">Ŝₓ</m:t>
+          </m:r>
+          <m:r>
+            <m:t xml:space="preserve">±</m:t>
+          </m:r>
+          <m:r>
+            <m:t xml:space="preserve">iŜᵧ</m:t>
+          </m:r>
+          <m:r>
+            <m:t xml:space="preserve">=</m:t>
+          </m:r>
+          <m:r>
+            <m:t xml:space="preserve">ℏ</m:t>
+          </m:r>
+          <m:d>
+            <m:dPr>
+              <m:begChr m:val="["/>
+              <m:endChr m:val="]"/>
+            </m:dPr>
+            <m:e>
+              <m:d>
+                <m:dPr>
+                  <m:begChr m:val="["/>
+                  <m:endChr m:val="]"/>
+                </m:dPr>
+                <m:e>
+                  <m:r>
+                    <m:t xml:space="preserve">0</m:t>
+                  </m:r>
+                  <m:r>
+                    <m:t xml:space="preserve">,</m:t>
+                  </m:r>
+                  <m:r>
+                    <m:t xml:space="preserve">1</m:t>
+                  </m:r>
+                </m:e>
+              </m:d>
+              <m:r>
+                <m:t xml:space="preserve">,</m:t>
+              </m:r>
+              <m:d>
+                <m:dPr>
+                  <m:begChr m:val="["/>
+                  <m:endChr m:val="]"/>
+                </m:dPr>
+                <m:e>
+                  <m:r>
+                    <m:t xml:space="preserve">0</m:t>
+                  </m:r>
+                  <m:r>
+                    <m:t xml:space="preserve">,</m:t>
+                  </m:r>
+                  <m:r>
+                    <m:t xml:space="preserve">0</m:t>
+                  </m:r>
+                </m:e>
+              </m:d>
+            </m:e>
+          </m:d>
+          <m:r>
+            <m:t xml:space="preserve"> </m:t>
+          </m:r>
+          <m:r>
+            <m:t xml:space="preserve">or</m:t>
+          </m:r>
+          <m:r>
+            <m:t xml:space="preserve"> </m:t>
+          </m:r>
+          <m:r>
+            <m:t xml:space="preserve">ℏ</m:t>
+          </m:r>
+          <m:d>
+            <m:dPr>
+              <m:begChr m:val="["/>
+              <m:endChr m:val="]"/>
+            </m:dPr>
+            <m:e>
+              <m:d>
+                <m:dPr>
+                  <m:begChr m:val="["/>
+                  <m:endChr m:val="]"/>
+                </m:dPr>
+                <m:e>
+                  <m:r>
+                    <m:t xml:space="preserve">0</m:t>
+                  </m:r>
+                  <m:r>
+                    <m:t xml:space="preserve">,</m:t>
+                  </m:r>
+                  <m:r>
+                    <m:t xml:space="preserve">0</m:t>
+                  </m:r>
+                </m:e>
+              </m:d>
+              <m:r>
+                <m:t xml:space="preserve">,</m:t>
+              </m:r>
+              <m:d>
+                <m:dPr>
+                  <m:begChr m:val="["/>
+                  <m:endChr m:val="]"/>
+                </m:dPr>
+                <m:e>
+                  <m:r>
+                    <m:t xml:space="preserve">1</m:t>
+                  </m:r>
+                  <m:r>
+                    <m:t xml:space="preserve">,</m:t>
+                  </m:r>
+                  <m:r>
+                    <m:t xml:space="preserve">0</m:t>
+                  </m:r>
+                </m:e>
+              </m:d>
+            </m:e>
+          </m:d>
         </m:oMath>
       </m:oMathPara>
     </w:p>
@@ -1222,8 +2227,122 @@
       <m:oMathPara>
         <m:oMath>
           <m:r>
-            <m:t xml:space="preserve">j = |j₁−j₂|, |j₁−j₂|+1, …, j₁+j₂</m:t>
+            <m:t xml:space="preserve">j</m:t>
           </m:r>
+          <m:r>
+            <m:t xml:space="preserve">=</m:t>
+          </m:r>
+          <m:r>
+            <m:t xml:space="preserve">|</m:t>
+          </m:r>
+          <m:sSub>
+            <m:e>
+              <m:r>
+                <m:t xml:space="preserve">j</m:t>
+              </m:r>
+            </m:e>
+            <m:sub>
+              <m:r>
+                <m:t xml:space="preserve">1</m:t>
+              </m:r>
+            </m:sub>
+          </m:sSub>
+          <m:r>
+            <m:t xml:space="preserve">−</m:t>
+          </m:r>
+          <m:sSub>
+            <m:e>
+              <m:r>
+                <m:t xml:space="preserve">j</m:t>
+              </m:r>
+            </m:e>
+            <m:sub>
+              <m:r>
+                <m:t xml:space="preserve">2</m:t>
+              </m:r>
+            </m:sub>
+          </m:sSub>
+          <m:r>
+            <m:t xml:space="preserve">|</m:t>
+          </m:r>
+          <m:r>
+            <m:t xml:space="preserve">,</m:t>
+          </m:r>
+          <m:r>
+            <m:t xml:space="preserve">|</m:t>
+          </m:r>
+          <m:sSub>
+            <m:e>
+              <m:r>
+                <m:t xml:space="preserve">j</m:t>
+              </m:r>
+            </m:e>
+            <m:sub>
+              <m:r>
+                <m:t xml:space="preserve">1</m:t>
+              </m:r>
+            </m:sub>
+          </m:sSub>
+          <m:r>
+            <m:t xml:space="preserve">−</m:t>
+          </m:r>
+          <m:sSub>
+            <m:e>
+              <m:r>
+                <m:t xml:space="preserve">j</m:t>
+              </m:r>
+            </m:e>
+            <m:sub>
+              <m:r>
+                <m:t xml:space="preserve">2</m:t>
+              </m:r>
+            </m:sub>
+          </m:sSub>
+          <m:r>
+            <m:t xml:space="preserve">|</m:t>
+          </m:r>
+          <m:r>
+            <m:t xml:space="preserve">+</m:t>
+          </m:r>
+          <m:r>
+            <m:t xml:space="preserve">1</m:t>
+          </m:r>
+          <m:r>
+            <m:t xml:space="preserve">,</m:t>
+          </m:r>
+          <m:r>
+            <m:t xml:space="preserve">…</m:t>
+          </m:r>
+          <m:r>
+            <m:t xml:space="preserve">,</m:t>
+          </m:r>
+          <m:sSub>
+            <m:e>
+              <m:r>
+                <m:t xml:space="preserve">j</m:t>
+              </m:r>
+            </m:e>
+            <m:sub>
+              <m:r>
+                <m:t xml:space="preserve">1</m:t>
+              </m:r>
+            </m:sub>
+          </m:sSub>
+          <m:r>
+            <m:t xml:space="preserve">+</m:t>
+          </m:r>
+          <m:sSub>
+            <m:e>
+              <m:r>
+                <m:t xml:space="preserve">j</m:t>
+              </m:r>
+            </m:e>
+            <m:sub>
+              <m:r>
+                <m:t xml:space="preserve">2</m:t>
+              </m:r>
+            </m:sub>
+          </m:sSub>
         </m:oMath>
       </m:oMathPara>
     </w:p>
